--- a/downloads/handouts/Unit 05/Handout 05.11 - Sampler Card.docx
+++ b/downloads/handouts/Unit 05/Handout 05.11 - Sampler Card.docx
@@ -786,8 +786,11 @@
       </w:r>
     </w:p>
     <w:p>
-      <w:r>
-        <w:br w:type="page"/>
+      <w:pPr>
+        <w:pStyle w:val="FirstParagraph"/>
+      </w:pPr>
+      <w:r>
+        <w:t xml:space="preserve">_______________________________________________________________________</w:t>
       </w:r>
     </w:p>
     <w:p>
@@ -803,8 +806,11 @@
       </w:r>
     </w:p>
     <w:p>
-      <w:r>
-        <w:br w:type="page"/>
+      <w:pPr>
+        <w:pStyle w:val="FirstParagraph"/>
+      </w:pPr>
+      <w:r>
+        <w:t xml:space="preserve">_______________________________________________________________________</w:t>
       </w:r>
     </w:p>
     <w:p>
@@ -820,8 +826,11 @@
       </w:r>
     </w:p>
     <w:p>
-      <w:r>
-        <w:br w:type="page"/>
+      <w:pPr>
+        <w:pStyle w:val="FirstParagraph"/>
+      </w:pPr>
+      <w:r>
+        <w:t xml:space="preserve">_______________________________________________________________________</w:t>
       </w:r>
     </w:p>
     <w:p>
@@ -912,8 +921,11 @@
       </w:r>
     </w:p>
     <w:p>
-      <w:r>
-        <w:br w:type="page"/>
+      <w:pPr>
+        <w:pStyle w:val="FirstParagraph"/>
+      </w:pPr>
+      <w:r>
+        <w:t xml:space="preserve">_______________________________________________________________________</w:t>
       </w:r>
     </w:p>
     <w:p>
@@ -944,8 +956,11 @@
       </w:r>
     </w:p>
     <w:p>
-      <w:r>
-        <w:br w:type="page"/>
+      <w:pPr>
+        <w:pStyle w:val="FirstParagraph"/>
+      </w:pPr>
+      <w:r>
+        <w:t xml:space="preserve">_______________________________________________________________________</w:t>
       </w:r>
     </w:p>
     <w:p>

--- a/downloads/handouts/Unit 05/Handout 05.11 - Sampler Card.docx
+++ b/downloads/handouts/Unit 05/Handout 05.11 - Sampler Card.docx
@@ -65,7 +65,7 @@
         <w:t xml:space="preserve"> </w:t>
       </w:r>
       <w:r>
-        <w:t xml:space="preserve">Mount one piece in each of the six boxes. Label each box. Run the self-check on each one before you hand this in. The five hand pieces are already in your zip bag from Lessons 5.6 to 5.9; the machine seam scrap was sewn in Lesson 5.11 Day 2. Hand path: Box 6 takes your best hand backstitch seam instead, labeled HAND PATH.</w:t>
+        <w:t xml:space="preserve">Mount (attach) one piece in each of the six boxes. Label each box. Run the self-check on each one before you hand this in. The five hand pieces are already in your zip bag from Lessons 5.6 to 5.9. The machine seam scrap was sewn in Lesson 5.11 Day 2. Hand path: Box 6 takes your best hand backstitch seam instead, labeled HAND PATH.</w:t>
       </w:r>
     </w:p>
     <w:p>
@@ -348,7 +348,7 @@
         <w:pStyle w:val="BodyText"/>
       </w:pPr>
       <w:r>
-        <w:t xml:space="preserve">If your repair went home on your own garment, tape the photograph in this box instead. The photograph shows the garment only.</w:t>
+        <w:t xml:space="preserve">If your repair went home on your own garment, tape a photograph in this box instead. The photograph shows the garment only, no people.</w:t>
       </w:r>
     </w:p>
     <w:p>
@@ -790,7 +790,7 @@
         <w:pStyle w:val="FirstParagraph"/>
       </w:pPr>
       <w:r>
-        <w:t xml:space="preserve">_______________________________________________________________________</w:t>
+        <w:t xml:space="preserve">Answer: _______________________________________________________________</w:t>
       </w:r>
     </w:p>
     <w:p>
@@ -810,7 +810,7 @@
         <w:pStyle w:val="FirstParagraph"/>
       </w:pPr>
       <w:r>
-        <w:t xml:space="preserve">_______________________________________________________________________</w:t>
+        <w:t xml:space="preserve">Answer: _______________________________________________________________</w:t>
       </w:r>
     </w:p>
     <w:p>
@@ -830,7 +830,7 @@
         <w:pStyle w:val="FirstParagraph"/>
       </w:pPr>
       <w:r>
-        <w:t xml:space="preserve">_______________________________________________________________________</w:t>
+        <w:t xml:space="preserve">Answer: _______________________________________________________________</w:t>
       </w:r>
     </w:p>
     <w:p>
@@ -848,7 +848,7 @@
         <w:pStyle w:val="FirstParagraph"/>
       </w:pPr>
       <w:r>
-        <w:t xml:space="preserve">This is about eleven days of work, days 121 to 131, hand days and machine days both, not about today. Answer honestly; an honest</w:t>
+        <w:t xml:space="preserve">This is about eleven days of work, days 121 to 131, hand days and machine days both. It is not about today only. Answer honestly. An honest</w:t>
       </w:r>
       <w:r>
         <w:t xml:space="preserve"> </w:t>
@@ -925,7 +925,7 @@
         <w:pStyle w:val="FirstParagraph"/>
       </w:pPr>
       <w:r>
-        <w:t xml:space="preserve">_______________________________________________________________________</w:t>
+        <w:t xml:space="preserve">Answer: _______________________________________________________________</w:t>
       </w:r>
     </w:p>
     <w:p>
@@ -960,7 +960,7 @@
         <w:pStyle w:val="FirstParagraph"/>
       </w:pPr>
       <w:r>
-        <w:t xml:space="preserve">_______________________________________________________________________</w:t>
+        <w:t xml:space="preserve">Answer: _______________________________________________________________</w:t>
       </w:r>
     </w:p>
     <w:p>
